--- a/documentation/TechnicalDocumentation_TripCostPro_Tosun_Scherndl.docx
+++ b/documentation/TechnicalDocumentation_TripCostPro_Tosun_Scherndl.docx
@@ -26,7 +26,7 @@
         <w:rPr>
           <w:lang w:val="en-US"/>
         </w:rPr>
-        <w:t xml:space="preserve">MATTS </w:t>
+        <w:t xml:space="preserve">MATS </w:t>
       </w:r>
       <w:proofErr w:type="spellStart"/>
       <w:r>
@@ -54,7 +54,7 @@
         <w:rPr>
           <w:lang w:val="en-US"/>
         </w:rPr>
-        <w:t>The dashboard is created for all members of the MATTS company to help them plan cost effective trips using the company car fleet and expected commodity</w:t>
+        <w:t>The dashboard is created for all members of the MATS company to help them plan cost effective trips using the company car fleet and expected commodity</w:t>
       </w:r>
       <w:r>
         <w:rPr>
@@ -218,7 +218,7 @@
         <w:rPr>
           <w:lang w:val="en-US"/>
         </w:rPr>
-        <w:t xml:space="preserve"> to have a more fine-grained designing option: this is important as it would be very easy to use MATTS corporate design</w:t>
+        <w:t xml:space="preserve"> to have a more fine-grained designing option: this is important as it would be very easy to use MATS corporate design</w:t>
       </w:r>
       <w:r>
         <w:rPr>
@@ -245,13 +245,13 @@
         </w:rPr>
         <w:t>css</w:t>
       </w:r>
+      <w:r>
+        <w:rPr>
+          <w:lang w:val="en-US"/>
+        </w:rPr>
+        <w:t>.</w:t>
+      </w:r>
       <w:proofErr w:type="spellEnd"/>
-      <w:r>
-        <w:rPr>
-          <w:lang w:val="en-US"/>
-        </w:rPr>
-        <w:t>.</w:t>
-      </w:r>
     </w:p>
     <w:p>
       <w:pPr>
@@ -294,6 +294,139 @@
         </w:rPr>
         <w:t xml:space="preserve"> dashboards do a good job making the dashboard responsive without the need to do any web development. </w:t>
       </w:r>
+      <w:r>
+        <w:rPr>
+          <w:lang w:val="en-US"/>
+        </w:rPr>
+        <w:t xml:space="preserve">All package management is done with </w:t>
+      </w:r>
+      <w:proofErr w:type="spellStart"/>
+      <w:r>
+        <w:rPr>
+          <w:lang w:val="en-US"/>
+        </w:rPr>
+        <w:t>uv</w:t>
+      </w:r>
+      <w:proofErr w:type="spellEnd"/>
+      <w:r>
+        <w:rPr>
+          <w:lang w:val="en-US"/>
+        </w:rPr>
+        <w:t xml:space="preserve"> as it is generally faster than pip. </w:t>
+      </w:r>
+    </w:p>
+    <w:p>
+      <w:pPr>
+        <w:pStyle w:val="berschrift2"/>
+        <w:rPr>
+          <w:lang w:val="en-US"/>
+        </w:rPr>
+      </w:pPr>
+      <w:r>
+        <w:rPr>
+          <w:lang w:val="en-US"/>
+        </w:rPr>
+        <w:t>Procedure</w:t>
+      </w:r>
+    </w:p>
+    <w:p>
+      <w:pPr>
+        <w:rPr>
+          <w:lang w:val="en-US"/>
+        </w:rPr>
+      </w:pPr>
+      <w:r>
+        <w:rPr>
+          <w:noProof/>
+          <w:lang w:val="en-US"/>
+        </w:rPr>
+        <w:drawing>
+          <wp:anchor distT="0" distB="0" distL="114300" distR="114300" simplePos="0" relativeHeight="251658240" behindDoc="0" locked="0" layoutInCell="1" allowOverlap="1" wp14:anchorId="440DB977" wp14:editId="1A91E9BD">
+            <wp:simplePos x="0" y="0"/>
+            <wp:positionH relativeFrom="column">
+              <wp:posOffset>3443605</wp:posOffset>
+            </wp:positionH>
+            <wp:positionV relativeFrom="paragraph">
+              <wp:posOffset>13970</wp:posOffset>
+            </wp:positionV>
+            <wp:extent cx="2505075" cy="2201289"/>
+            <wp:effectExtent l="0" t="0" r="0" b="8890"/>
+            <wp:wrapSquare wrapText="bothSides"/>
+            <wp:docPr id="1850244277" name="Grafik 2"/>
+            <wp:cNvGraphicFramePr>
+              <a:graphicFrameLocks xmlns:a="http://schemas.openxmlformats.org/drawingml/2006/main" noChangeAspect="1"/>
+            </wp:cNvGraphicFramePr>
+            <a:graphic xmlns:a="http://schemas.openxmlformats.org/drawingml/2006/main">
+              <a:graphicData uri="http://schemas.openxmlformats.org/drawingml/2006/picture">
+                <pic:pic xmlns:pic="http://schemas.openxmlformats.org/drawingml/2006/picture">
+                  <pic:nvPicPr>
+                    <pic:cNvPr id="0" name="Picture 2"/>
+                    <pic:cNvPicPr>
+                      <a:picLocks noChangeAspect="1" noChangeArrowheads="1"/>
+                    </pic:cNvPicPr>
+                  </pic:nvPicPr>
+                  <pic:blipFill rotWithShape="1">
+                    <a:blip r:embed="rId7" cstate="print">
+                      <a:extLst>
+                        <a:ext uri="{28A0092B-C50C-407E-A947-70E740481C1C}">
+                          <a14:useLocalDpi xmlns:a14="http://schemas.microsoft.com/office/drawing/2010/main" val="0"/>
+                        </a:ext>
+                      </a:extLst>
+                    </a:blip>
+                    <a:srcRect b="50525"/>
+                    <a:stretch>
+                      <a:fillRect/>
+                    </a:stretch>
+                  </pic:blipFill>
+                  <pic:spPr bwMode="auto">
+                    <a:xfrm>
+                      <a:off x="0" y="0"/>
+                      <a:ext cx="2505075" cy="2201289"/>
+                    </a:xfrm>
+                    <a:prstGeom prst="rect">
+                      <a:avLst/>
+                    </a:prstGeom>
+                    <a:noFill/>
+                    <a:ln>
+                      <a:noFill/>
+                    </a:ln>
+                    <a:extLst>
+                      <a:ext uri="{53640926-AAD7-44D8-BBD7-CCE9431645EC}">
+                        <a14:shadowObscured xmlns:a14="http://schemas.microsoft.com/office/drawing/2010/main"/>
+                      </a:ext>
+                    </a:extLst>
+                  </pic:spPr>
+                </pic:pic>
+              </a:graphicData>
+            </a:graphic>
+            <wp14:sizeRelH relativeFrom="page">
+              <wp14:pctWidth>0</wp14:pctWidth>
+            </wp14:sizeRelH>
+            <wp14:sizeRelV relativeFrom="page">
+              <wp14:pctHeight>0</wp14:pctHeight>
+            </wp14:sizeRelV>
+          </wp:anchor>
+        </w:drawing>
+      </w:r>
+      <w:r>
+        <w:rPr>
+          <w:lang w:val="en-US"/>
+        </w:rPr>
+        <w:t>We started by making a concept of the main functionality. We early on decided to separate different use cases and functionalities into different tabs. We created a simple mockup on paper and created individual mockups for each tab.</w:t>
+      </w:r>
+    </w:p>
+    <w:p>
+      <w:pPr>
+        <w:rPr>
+          <w:lang w:val="en-US"/>
+        </w:rPr>
+      </w:pPr>
+      <w:r>
+        <w:rPr>
+          <w:lang w:val="en-US"/>
+        </w:rPr>
+        <w:t>After creating our MVP, we decided to add more functionalities: e.g., choosing dates in the future will lead to a warning message that the prices are predictions and not actual prices; automatic updates when changing input etc.</w:t>
+      </w:r>
     </w:p>
     <w:p>
       <w:pPr>
@@ -306,211 +439,6 @@
         <w:rPr>
           <w:lang w:val="en-US"/>
         </w:rPr>
-        <w:t xml:space="preserve">All package management is done with </w:t>
-      </w:r>
-      <w:proofErr w:type="spellStart"/>
-      <w:r>
-        <w:rPr>
-          <w:lang w:val="en-US"/>
-        </w:rPr>
-        <w:t>uv</w:t>
-      </w:r>
-      <w:proofErr w:type="spellEnd"/>
-      <w:r>
-        <w:rPr>
-          <w:lang w:val="en-US"/>
-        </w:rPr>
-        <w:t xml:space="preserve"> as it is generally faster than pip. </w:t>
-      </w:r>
-    </w:p>
-    <w:p>
-      <w:pPr>
-        <w:pStyle w:val="berschrift2"/>
-        <w:rPr>
-          <w:lang w:val="en-US"/>
-        </w:rPr>
-      </w:pPr>
-      <w:r>
-        <w:rPr>
-          <w:lang w:val="en-US"/>
-        </w:rPr>
-        <w:t>Procedure</w:t>
-      </w:r>
-    </w:p>
-    <w:tbl>
-      <w:tblPr>
-        <w:tblStyle w:val="Tabellenraster"/>
-        <w:tblW w:w="0" w:type="auto"/>
-        <w:tblBorders>
-          <w:top w:val="none" w:sz="0" w:space="0" w:color="auto"/>
-          <w:left w:val="none" w:sz="0" w:space="0" w:color="auto"/>
-          <w:bottom w:val="none" w:sz="0" w:space="0" w:color="auto"/>
-          <w:right w:val="none" w:sz="0" w:space="0" w:color="auto"/>
-          <w:insideH w:val="none" w:sz="0" w:space="0" w:color="auto"/>
-          <w:insideV w:val="none" w:sz="0" w:space="0" w:color="auto"/>
-        </w:tblBorders>
-        <w:tblLook w:val="04A0" w:firstRow="1" w:lastRow="0" w:firstColumn="1" w:lastColumn="0" w:noHBand="0" w:noVBand="1"/>
-      </w:tblPr>
-      <w:tblGrid>
-        <w:gridCol w:w="4815"/>
-        <w:gridCol w:w="4247"/>
-      </w:tblGrid>
-      <w:tr>
-        <w:tc>
-          <w:tcPr>
-            <w:tcW w:w="4815" w:type="dxa"/>
-          </w:tcPr>
-          <w:p>
-            <w:pPr>
-              <w:jc w:val="both"/>
-              <w:rPr>
-                <w:lang w:val="en-US"/>
-              </w:rPr>
-            </w:pPr>
-            <w:r>
-              <w:rPr>
-                <w:lang w:val="en-US"/>
-              </w:rPr>
-              <w:t>We started by making a concept of the main functionality. We early on decided to separate different use cases and functionalities into different tabs. We created a simple mockup on paper and created individual mockups for each tab.</w:t>
-            </w:r>
-          </w:p>
-          <w:p>
-            <w:pPr>
-              <w:jc w:val="both"/>
-              <w:rPr>
-                <w:noProof/>
-                <w:lang w:val="en-US"/>
-              </w:rPr>
-            </w:pPr>
-            <w:r>
-              <w:rPr>
-                <w:noProof/>
-                <w:lang w:val="en-US"/>
-              </w:rPr>
-              <w:t>After creating</w:t>
-            </w:r>
-            <w:r>
-              <w:rPr>
-                <w:noProof/>
-                <w:lang w:val="en-US"/>
-              </w:rPr>
-              <w:t xml:space="preserve"> our</w:t>
-            </w:r>
-            <w:r>
-              <w:rPr>
-                <w:noProof/>
-                <w:lang w:val="en-US"/>
-              </w:rPr>
-              <w:t xml:space="preserve"> MVP, we decided to add </w:t>
-            </w:r>
-            <w:r>
-              <w:rPr>
-                <w:noProof/>
-                <w:lang w:val="en-US"/>
-              </w:rPr>
-              <w:t>more</w:t>
-            </w:r>
-            <w:r>
-              <w:rPr>
-                <w:noProof/>
-                <w:lang w:val="en-US"/>
-              </w:rPr>
-              <w:t xml:space="preserve"> functionalities: e.g., choosing dates in the future will lead to a warning message that the prices are predictions and not actual prices</w:t>
-            </w:r>
-            <w:r>
-              <w:rPr>
-                <w:noProof/>
-                <w:lang w:val="en-US"/>
-              </w:rPr>
-              <w:t xml:space="preserve">; automatic updates when changing input etc. </w:t>
-            </w:r>
-          </w:p>
-        </w:tc>
-        <w:tc>
-          <w:tcPr>
-            <w:tcW w:w="4247" w:type="dxa"/>
-          </w:tcPr>
-          <w:p>
-            <w:pPr>
-              <w:jc w:val="both"/>
-              <w:rPr>
-                <w:lang w:val="en-US"/>
-              </w:rPr>
-            </w:pPr>
-            <w:r>
-              <w:rPr>
-                <w:noProof/>
-                <w:lang w:val="en-US"/>
-              </w:rPr>
-              <w:drawing>
-                <wp:inline distT="0" distB="0" distL="0" distR="0" wp14:anchorId="440DB977" wp14:editId="002B83C0">
-                  <wp:extent cx="2505075" cy="2201289"/>
-                  <wp:effectExtent l="0" t="0" r="0" b="8890"/>
-                  <wp:docPr id="1850244277" name="Grafik 2"/>
-                  <wp:cNvGraphicFramePr>
-                    <a:graphicFrameLocks xmlns:a="http://schemas.openxmlformats.org/drawingml/2006/main" noChangeAspect="1"/>
-                  </wp:cNvGraphicFramePr>
-                  <a:graphic xmlns:a="http://schemas.openxmlformats.org/drawingml/2006/main">
-                    <a:graphicData uri="http://schemas.openxmlformats.org/drawingml/2006/picture">
-                      <pic:pic xmlns:pic="http://schemas.openxmlformats.org/drawingml/2006/picture">
-                        <pic:nvPicPr>
-                          <pic:cNvPr id="0" name="Picture 2"/>
-                          <pic:cNvPicPr>
-                            <a:picLocks noChangeAspect="1" noChangeArrowheads="1"/>
-                          </pic:cNvPicPr>
-                        </pic:nvPicPr>
-                        <pic:blipFill rotWithShape="1">
-                          <a:blip r:embed="rId7" cstate="print">
-                            <a:extLst>
-                              <a:ext uri="{28A0092B-C50C-407E-A947-70E740481C1C}">
-                                <a14:useLocalDpi xmlns:a14="http://schemas.microsoft.com/office/drawing/2010/main" val="0"/>
-                              </a:ext>
-                            </a:extLst>
-                          </a:blip>
-                          <a:srcRect b="50525"/>
-                          <a:stretch>
-                            <a:fillRect/>
-                          </a:stretch>
-                        </pic:blipFill>
-                        <pic:spPr bwMode="auto">
-                          <a:xfrm>
-                            <a:off x="0" y="0"/>
-                            <a:ext cx="2518272" cy="2212886"/>
-                          </a:xfrm>
-                          <a:prstGeom prst="rect">
-                            <a:avLst/>
-                          </a:prstGeom>
-                          <a:noFill/>
-                          <a:ln>
-                            <a:noFill/>
-                          </a:ln>
-                          <a:extLst>
-                            <a:ext uri="{53640926-AAD7-44D8-BBD7-CCE9431645EC}">
-                              <a14:shadowObscured xmlns:a14="http://schemas.microsoft.com/office/drawing/2010/main"/>
-                            </a:ext>
-                          </a:extLst>
-                        </pic:spPr>
-                      </pic:pic>
-                    </a:graphicData>
-                  </a:graphic>
-                </wp:inline>
-              </w:drawing>
-            </w:r>
-          </w:p>
-        </w:tc>
-      </w:tr>
-    </w:tbl>
-    <w:p>
-      <w:pPr>
-        <w:jc w:val="both"/>
-        <w:rPr>
-          <w:lang w:val="en-US"/>
-        </w:rPr>
-      </w:pPr>
-      <w:r>
-        <w:rPr>
-          <w:lang w:val="en-US"/>
-        </w:rPr>
         <w:t>We then decided to add helpful text and put additional information that is not always necessary or optional into containers that can be expanded (</w:t>
       </w:r>
       <w:proofErr w:type="spellStart"/>
@@ -535,14 +463,12 @@
         </w:rPr>
         <w:t xml:space="preserve"> Further versions may also include a login area for the administration and an interface to the actual fleet database: right </w:t>
       </w:r>
-      <w:proofErr w:type="gramStart"/>
-      <w:r>
-        <w:rPr>
-          <w:lang w:val="en-US"/>
-        </w:rPr>
-        <w:t>now</w:t>
-      </w:r>
-      <w:proofErr w:type="gramEnd"/>
+      <w:r>
+        <w:rPr>
+          <w:lang w:val="en-US"/>
+        </w:rPr>
+        <w:t>now,</w:t>
+      </w:r>
       <w:r>
         <w:rPr>
           <w:lang w:val="en-US"/>
@@ -723,7 +649,7 @@
       <w:rPr>
         <w:lang w:val="en-US"/>
       </w:rPr>
-      <w:t>Team MATTS)</w:t>
+      <w:t>Team MATS)</w:t>
     </w:r>
   </w:p>
 </w:ftr>
@@ -783,15 +709,20 @@
       <w:tab/>
     </w:r>
     <w:r>
-      <w:rPr>
-        <w:noProof/>
-        <w:lang w:val="en-US"/>
-      </w:rPr>
       <w:drawing>
-        <wp:inline distT="0" distB="0" distL="0" distR="0" wp14:anchorId="1951F378" wp14:editId="32A535B8">
-          <wp:extent cx="475675" cy="252801"/>
-          <wp:effectExtent l="0" t="0" r="635" b="0"/>
-          <wp:docPr id="1754672245" name="Grafik 1"/>
+        <wp:inline distT="0" distB="0" distL="0" distR="0" wp14:anchorId="07AAE6E0" wp14:editId="6D247048">
+          <wp:extent cx="946192" cy="476250"/>
+          <wp:effectExtent l="0" t="0" r="6350" b="0"/>
+          <wp:docPr id="4" name="Grafik 3">
+            <a:extLst xmlns:a="http://schemas.openxmlformats.org/drawingml/2006/main">
+              <a:ext uri="{FF2B5EF4-FFF2-40B4-BE49-F238E27FC236}">
+                <a16:creationId xmlns:a16="http://schemas.microsoft.com/office/drawing/2014/main" id="{F0305F75-5526-E46B-23D7-76F208815046}"/>
+              </a:ext>
+              <a:ext uri="{C183D7F6-B498-43B3-948B-1728B52AA6E4}">
+                <adec:decorative xmlns:adec="http://schemas.microsoft.com/office/drawing/2017/decorative" val="1"/>
+              </a:ext>
+            </a:extLst>
+          </wp:docPr>
           <wp:cNvGraphicFramePr>
             <a:graphicFrameLocks xmlns:a="http://schemas.openxmlformats.org/drawingml/2006/main" noChangeAspect="1"/>
           </wp:cNvGraphicFramePr>
@@ -799,36 +730,35 @@
             <a:graphicData uri="http://schemas.openxmlformats.org/drawingml/2006/picture">
               <pic:pic xmlns:pic="http://schemas.openxmlformats.org/drawingml/2006/picture">
                 <pic:nvPicPr>
-                  <pic:cNvPr id="0" name="Picture 1"/>
+                  <pic:cNvPr id="4" name="Grafik 3">
+                    <a:extLst>
+                      <a:ext uri="{FF2B5EF4-FFF2-40B4-BE49-F238E27FC236}">
+                        <a16:creationId xmlns:a16="http://schemas.microsoft.com/office/drawing/2014/main" id="{F0305F75-5526-E46B-23D7-76F208815046}"/>
+                      </a:ext>
+                      <a:ext uri="{C183D7F6-B498-43B3-948B-1728B52AA6E4}">
+                        <adec:decorative xmlns:adec="http://schemas.microsoft.com/office/drawing/2017/decorative" val="1"/>
+                      </a:ext>
+                    </a:extLst>
+                  </pic:cNvPr>
                   <pic:cNvPicPr>
-                    <a:picLocks noChangeAspect="1" noChangeArrowheads="1"/>
+                    <a:picLocks noChangeAspect="1"/>
                   </pic:cNvPicPr>
                 </pic:nvPicPr>
                 <pic:blipFill>
-                  <a:blip r:embed="rId1">
-                    <a:extLst>
-                      <a:ext uri="{28A0092B-C50C-407E-A947-70E740481C1C}">
-                        <a14:useLocalDpi xmlns:a14="http://schemas.microsoft.com/office/drawing/2010/main" val="0"/>
-                      </a:ext>
-                    </a:extLst>
-                  </a:blip>
-                  <a:srcRect/>
+                  <a:blip r:embed="rId1"/>
+                  <a:srcRect l="34185" t="35287" r="33900" b="35287"/>
                   <a:stretch>
                     <a:fillRect/>
                   </a:stretch>
                 </pic:blipFill>
-                <pic:spPr bwMode="auto">
+                <pic:spPr>
                   <a:xfrm>
                     <a:off x="0" y="0"/>
-                    <a:ext cx="480292" cy="255255"/>
+                    <a:ext cx="953087" cy="479721"/>
                   </a:xfrm>
                   <a:prstGeom prst="rect">
                     <a:avLst/>
                   </a:prstGeom>
-                  <a:noFill/>
-                  <a:ln>
-                    <a:noFill/>
-                  </a:ln>
                 </pic:spPr>
               </pic:pic>
             </a:graphicData>
